--- a/docs/Capstone_doc.docx
+++ b/docs/Capstone_doc.docx
@@ -1711,7 +1711,75 @@
         <w:t>4. Modelling</w:t>
       </w:r>
     </w:p>
-    <w:p/>
+    <w:p>
+      <w:pPr>
+        <w:pStyle w:val="ListParagraph"/>
+        <w:numPr>
+          <w:ilvl w:val="0"/>
+          <w:numId w:val="17"/>
+        </w:numPr>
+      </w:pPr>
+      <w:r>
+        <w:t>Imported necessary libraries and modules</w:t>
+      </w:r>
+    </w:p>
+    <w:p>
+      <w:pPr>
+        <w:pStyle w:val="ListParagraph"/>
+        <w:numPr>
+          <w:ilvl w:val="0"/>
+          <w:numId w:val="17"/>
+        </w:numPr>
+      </w:pPr>
+      <w:r>
+        <w:t>Imported evaluation function</w:t>
+      </w:r>
+    </w:p>
+    <w:p>
+      <w:pPr>
+        <w:pStyle w:val="ListParagraph"/>
+        <w:numPr>
+          <w:ilvl w:val="0"/>
+          <w:numId w:val="17"/>
+        </w:numPr>
+      </w:pPr>
+      <w:r>
+        <w:t>One-hot encoded the region column</w:t>
+      </w:r>
+    </w:p>
+    <w:p>
+      <w:pPr>
+        <w:pStyle w:val="ListParagraph"/>
+        <w:numPr>
+          <w:ilvl w:val="0"/>
+          <w:numId w:val="17"/>
+        </w:numPr>
+      </w:pPr>
+      <w:r>
+        <w:t>Created a correlation matrix</w:t>
+      </w:r>
+    </w:p>
+    <w:p>
+      <w:pPr>
+        <w:pStyle w:val="ListParagraph"/>
+        <w:numPr>
+          <w:ilvl w:val="0"/>
+          <w:numId w:val="17"/>
+        </w:numPr>
+      </w:pPr>
+      <w:r>
+        <w:t>Dropped assists and deaths columns due to multicollinearity</w:t>
+      </w:r>
+    </w:p>
+    <w:p>
+      <w:pPr>
+        <w:pStyle w:val="ListParagraph"/>
+        <w:numPr>
+          <w:ilvl w:val="0"/>
+          <w:numId w:val="17"/>
+        </w:numPr>
+      </w:pPr>
+    </w:p>
     <w:sectPr>
       <w:pgSz w:w="11906" w:h="16838"/>
       <w:pgMar w:top="1440" w:right="1440" w:bottom="1440" w:left="1440" w:header="708" w:footer="708" w:gutter="0"/>
@@ -2290,6 +2358,119 @@
     </w:lvl>
   </w:abstractNum>
   <w:abstractNum w:abstractNumId="5" w15:restartNumberingAfterBreak="0">
+    <w:nsid w:val="1B10738D"/>
+    <w:multiLevelType w:val="hybridMultilevel"/>
+    <w:tmpl w:val="8640C212"/>
+    <w:lvl w:ilvl="0" w:tplc="08090001">
+      <w:start w:val="1"/>
+      <w:numFmt w:val="bullet"/>
+      <w:lvlText w:val=""/>
+      <w:lvlJc w:val="left"/>
+      <w:pPr>
+        <w:ind w:left="720" w:hanging="360"/>
+      </w:pPr>
+      <w:rPr>
+        <w:rFonts w:ascii="Symbol" w:hAnsi="Symbol" w:hint="default"/>
+      </w:rPr>
+    </w:lvl>
+    <w:lvl w:ilvl="1" w:tplc="08090003" w:tentative="1">
+      <w:start w:val="1"/>
+      <w:numFmt w:val="bullet"/>
+      <w:lvlText w:val="o"/>
+      <w:lvlJc w:val="left"/>
+      <w:pPr>
+        <w:ind w:left="1440" w:hanging="360"/>
+      </w:pPr>
+      <w:rPr>
+        <w:rFonts w:ascii="Courier New" w:hAnsi="Courier New" w:cs="Courier New" w:hint="default"/>
+      </w:rPr>
+    </w:lvl>
+    <w:lvl w:ilvl="2" w:tplc="08090005" w:tentative="1">
+      <w:start w:val="1"/>
+      <w:numFmt w:val="bullet"/>
+      <w:lvlText w:val=""/>
+      <w:lvlJc w:val="left"/>
+      <w:pPr>
+        <w:ind w:left="2160" w:hanging="360"/>
+      </w:pPr>
+      <w:rPr>
+        <w:rFonts w:ascii="Wingdings" w:hAnsi="Wingdings" w:hint="default"/>
+      </w:rPr>
+    </w:lvl>
+    <w:lvl w:ilvl="3" w:tplc="08090001" w:tentative="1">
+      <w:start w:val="1"/>
+      <w:numFmt w:val="bullet"/>
+      <w:lvlText w:val=""/>
+      <w:lvlJc w:val="left"/>
+      <w:pPr>
+        <w:ind w:left="2880" w:hanging="360"/>
+      </w:pPr>
+      <w:rPr>
+        <w:rFonts w:ascii="Symbol" w:hAnsi="Symbol" w:hint="default"/>
+      </w:rPr>
+    </w:lvl>
+    <w:lvl w:ilvl="4" w:tplc="08090003" w:tentative="1">
+      <w:start w:val="1"/>
+      <w:numFmt w:val="bullet"/>
+      <w:lvlText w:val="o"/>
+      <w:lvlJc w:val="left"/>
+      <w:pPr>
+        <w:ind w:left="3600" w:hanging="360"/>
+      </w:pPr>
+      <w:rPr>
+        <w:rFonts w:ascii="Courier New" w:hAnsi="Courier New" w:cs="Courier New" w:hint="default"/>
+      </w:rPr>
+    </w:lvl>
+    <w:lvl w:ilvl="5" w:tplc="08090005" w:tentative="1">
+      <w:start w:val="1"/>
+      <w:numFmt w:val="bullet"/>
+      <w:lvlText w:val=""/>
+      <w:lvlJc w:val="left"/>
+      <w:pPr>
+        <w:ind w:left="4320" w:hanging="360"/>
+      </w:pPr>
+      <w:rPr>
+        <w:rFonts w:ascii="Wingdings" w:hAnsi="Wingdings" w:hint="default"/>
+      </w:rPr>
+    </w:lvl>
+    <w:lvl w:ilvl="6" w:tplc="08090001" w:tentative="1">
+      <w:start w:val="1"/>
+      <w:numFmt w:val="bullet"/>
+      <w:lvlText w:val=""/>
+      <w:lvlJc w:val="left"/>
+      <w:pPr>
+        <w:ind w:left="5040" w:hanging="360"/>
+      </w:pPr>
+      <w:rPr>
+        <w:rFonts w:ascii="Symbol" w:hAnsi="Symbol" w:hint="default"/>
+      </w:rPr>
+    </w:lvl>
+    <w:lvl w:ilvl="7" w:tplc="08090003" w:tentative="1">
+      <w:start w:val="1"/>
+      <w:numFmt w:val="bullet"/>
+      <w:lvlText w:val="o"/>
+      <w:lvlJc w:val="left"/>
+      <w:pPr>
+        <w:ind w:left="5760" w:hanging="360"/>
+      </w:pPr>
+      <w:rPr>
+        <w:rFonts w:ascii="Courier New" w:hAnsi="Courier New" w:cs="Courier New" w:hint="default"/>
+      </w:rPr>
+    </w:lvl>
+    <w:lvl w:ilvl="8" w:tplc="08090005" w:tentative="1">
+      <w:start w:val="1"/>
+      <w:numFmt w:val="bullet"/>
+      <w:lvlText w:val=""/>
+      <w:lvlJc w:val="left"/>
+      <w:pPr>
+        <w:ind w:left="6480" w:hanging="360"/>
+      </w:pPr>
+      <w:rPr>
+        <w:rFonts w:ascii="Wingdings" w:hAnsi="Wingdings" w:hint="default"/>
+      </w:rPr>
+    </w:lvl>
+  </w:abstractNum>
+  <w:abstractNum w:abstractNumId="6" w15:restartNumberingAfterBreak="0">
     <w:nsid w:val="284630F3"/>
     <w:multiLevelType w:val="hybridMultilevel"/>
     <w:tmpl w:val="29B4330C"/>
@@ -2402,7 +2583,7 @@
       </w:rPr>
     </w:lvl>
   </w:abstractNum>
-  <w:abstractNum w:abstractNumId="6" w15:restartNumberingAfterBreak="0">
+  <w:abstractNum w:abstractNumId="7" w15:restartNumberingAfterBreak="0">
     <w:nsid w:val="29CD5A93"/>
     <w:multiLevelType w:val="hybridMultilevel"/>
     <w:tmpl w:val="FFCA9D9C"/>
@@ -2515,7 +2696,7 @@
       </w:rPr>
     </w:lvl>
   </w:abstractNum>
-  <w:abstractNum w:abstractNumId="7" w15:restartNumberingAfterBreak="0">
+  <w:abstractNum w:abstractNumId="8" w15:restartNumberingAfterBreak="0">
     <w:nsid w:val="2C2E1B46"/>
     <w:multiLevelType w:val="hybridMultilevel"/>
     <w:tmpl w:val="1BA602E8"/>
@@ -2628,7 +2809,7 @@
       </w:rPr>
     </w:lvl>
   </w:abstractNum>
-  <w:abstractNum w:abstractNumId="8" w15:restartNumberingAfterBreak="0">
+  <w:abstractNum w:abstractNumId="9" w15:restartNumberingAfterBreak="0">
     <w:nsid w:val="432817C9"/>
     <w:multiLevelType w:val="hybridMultilevel"/>
     <w:tmpl w:val="680AB7C2"/>
@@ -2741,7 +2922,7 @@
       </w:rPr>
     </w:lvl>
   </w:abstractNum>
-  <w:abstractNum w:abstractNumId="9" w15:restartNumberingAfterBreak="0">
+  <w:abstractNum w:abstractNumId="10" w15:restartNumberingAfterBreak="0">
     <w:nsid w:val="475974BB"/>
     <w:multiLevelType w:val="hybridMultilevel"/>
     <w:tmpl w:val="FAD8BA46"/>
@@ -2854,7 +3035,7 @@
       </w:rPr>
     </w:lvl>
   </w:abstractNum>
-  <w:abstractNum w:abstractNumId="10" w15:restartNumberingAfterBreak="0">
+  <w:abstractNum w:abstractNumId="11" w15:restartNumberingAfterBreak="0">
     <w:nsid w:val="4EFB287A"/>
     <w:multiLevelType w:val="hybridMultilevel"/>
     <w:tmpl w:val="F538F6C8"/>
@@ -2940,7 +3121,7 @@
       </w:pPr>
     </w:lvl>
   </w:abstractNum>
-  <w:abstractNum w:abstractNumId="11" w15:restartNumberingAfterBreak="0">
+  <w:abstractNum w:abstractNumId="12" w15:restartNumberingAfterBreak="0">
     <w:nsid w:val="63465089"/>
     <w:multiLevelType w:val="hybridMultilevel"/>
     <w:tmpl w:val="AC90964E"/>
@@ -3053,7 +3234,7 @@
       </w:rPr>
     </w:lvl>
   </w:abstractNum>
-  <w:abstractNum w:abstractNumId="12" w15:restartNumberingAfterBreak="0">
+  <w:abstractNum w:abstractNumId="13" w15:restartNumberingAfterBreak="0">
     <w:nsid w:val="64560155"/>
     <w:multiLevelType w:val="hybridMultilevel"/>
     <w:tmpl w:val="858CD2D8"/>
@@ -3166,7 +3347,7 @@
       </w:rPr>
     </w:lvl>
   </w:abstractNum>
-  <w:abstractNum w:abstractNumId="13" w15:restartNumberingAfterBreak="0">
+  <w:abstractNum w:abstractNumId="14" w15:restartNumberingAfterBreak="0">
     <w:nsid w:val="67590911"/>
     <w:multiLevelType w:val="hybridMultilevel"/>
     <w:tmpl w:val="E7FE7C62"/>
@@ -3279,7 +3460,7 @@
       </w:rPr>
     </w:lvl>
   </w:abstractNum>
-  <w:abstractNum w:abstractNumId="14" w15:restartNumberingAfterBreak="0">
+  <w:abstractNum w:abstractNumId="15" w15:restartNumberingAfterBreak="0">
     <w:nsid w:val="697D21EA"/>
     <w:multiLevelType w:val="hybridMultilevel"/>
     <w:tmpl w:val="7E308790"/>
@@ -3392,7 +3573,7 @@
       </w:rPr>
     </w:lvl>
   </w:abstractNum>
-  <w:abstractNum w:abstractNumId="15" w15:restartNumberingAfterBreak="0">
+  <w:abstractNum w:abstractNumId="16" w15:restartNumberingAfterBreak="0">
     <w:nsid w:val="72864352"/>
     <w:multiLevelType w:val="hybridMultilevel"/>
     <w:tmpl w:val="F154BF2E"/>
@@ -3506,52 +3687,55 @@
     </w:lvl>
   </w:abstractNum>
   <w:num w:numId="1" w16cid:durableId="778524356">
-    <w:abstractNumId w:val="11"/>
+    <w:abstractNumId w:val="12"/>
   </w:num>
   <w:num w:numId="2" w16cid:durableId="375617986">
-    <w:abstractNumId w:val="9"/>
+    <w:abstractNumId w:val="10"/>
   </w:num>
   <w:num w:numId="3" w16cid:durableId="848645177">
-    <w:abstractNumId w:val="12"/>
+    <w:abstractNumId w:val="13"/>
   </w:num>
   <w:num w:numId="4" w16cid:durableId="55864368">
-    <w:abstractNumId w:val="6"/>
+    <w:abstractNumId w:val="7"/>
   </w:num>
   <w:num w:numId="5" w16cid:durableId="1426655372">
     <w:abstractNumId w:val="1"/>
   </w:num>
   <w:num w:numId="6" w16cid:durableId="1837305908">
-    <w:abstractNumId w:val="8"/>
+    <w:abstractNumId w:val="9"/>
   </w:num>
   <w:num w:numId="7" w16cid:durableId="555555908">
     <w:abstractNumId w:val="4"/>
   </w:num>
   <w:num w:numId="8" w16cid:durableId="1102148916">
-    <w:abstractNumId w:val="7"/>
+    <w:abstractNumId w:val="8"/>
   </w:num>
   <w:num w:numId="9" w16cid:durableId="1622765994">
-    <w:abstractNumId w:val="10"/>
+    <w:abstractNumId w:val="11"/>
   </w:num>
   <w:num w:numId="10" w16cid:durableId="1187907433">
+    <w:abstractNumId w:val="15"/>
+  </w:num>
+  <w:num w:numId="11" w16cid:durableId="1955866084">
     <w:abstractNumId w:val="14"/>
   </w:num>
-  <w:num w:numId="11" w16cid:durableId="1955866084">
-    <w:abstractNumId w:val="13"/>
-  </w:num>
   <w:num w:numId="12" w16cid:durableId="1883515535">
-    <w:abstractNumId w:val="15"/>
+    <w:abstractNumId w:val="16"/>
   </w:num>
   <w:num w:numId="13" w16cid:durableId="170267168">
     <w:abstractNumId w:val="0"/>
   </w:num>
   <w:num w:numId="14" w16cid:durableId="398095365">
-    <w:abstractNumId w:val="5"/>
+    <w:abstractNumId w:val="6"/>
   </w:num>
   <w:num w:numId="15" w16cid:durableId="1320688558">
     <w:abstractNumId w:val="3"/>
   </w:num>
   <w:num w:numId="16" w16cid:durableId="1849443065">
     <w:abstractNumId w:val="2"/>
+  </w:num>
+  <w:num w:numId="17" w16cid:durableId="630594518">
+    <w:abstractNumId w:val="5"/>
   </w:num>
 </w:numbering>
 </file>

--- a/docs/Capstone_doc.docx
+++ b/docs/Capstone_doc.docx
@@ -46,13 +46,11 @@
     </w:p>
     <w:p>
       <w:pPr>
-        <w:jc w:val="center"/>
-        <w:rPr>
-          <w:b/>
-          <w:bCs/>
-          <w:sz w:val="40"/>
-          <w:szCs w:val="40"/>
-          <w:u w:val="single"/>
+        <w:rPr>
+          <w:b/>
+          <w:bCs/>
+          <w:sz w:val="28"/>
+          <w:szCs w:val="28"/>
         </w:rPr>
       </w:pPr>
     </w:p>
@@ -74,169 +72,9 @@
           <w:szCs w:val="28"/>
           <w:u w:val="single"/>
         </w:rPr>
-        <w:t>Changelog</w:t>
-      </w:r>
-    </w:p>
-    <w:p>
-      <w:pPr>
-        <w:rPr>
-          <w:b/>
-          <w:bCs/>
-        </w:rPr>
-      </w:pPr>
-      <w:r>
-        <w:rPr>
-          <w:b/>
-          <w:bCs/>
-        </w:rPr>
-        <w:t>26/11/25</w:t>
-      </w:r>
-    </w:p>
-    <w:p>
-      <w:pPr>
-        <w:pStyle w:val="ListParagraph"/>
-        <w:numPr>
-          <w:ilvl w:val="0"/>
-          <w:numId w:val="13"/>
-        </w:numPr>
-      </w:pPr>
-      <w:r>
-        <w:t>Created document.</w:t>
-      </w:r>
-    </w:p>
-    <w:p>
-      <w:pPr>
-        <w:pStyle w:val="ListParagraph"/>
-        <w:numPr>
-          <w:ilvl w:val="0"/>
-          <w:numId w:val="13"/>
-        </w:numPr>
-      </w:pPr>
-      <w:r>
-        <w:t>Added and filled out section 1 (The Big Picture).</w:t>
-      </w:r>
-    </w:p>
-    <w:p>
-      <w:pPr>
-        <w:rPr>
-          <w:b/>
-          <w:bCs/>
-        </w:rPr>
-      </w:pPr>
-      <w:r>
-        <w:rPr>
-          <w:b/>
-          <w:bCs/>
-        </w:rPr>
-        <w:t>27/11/25</w:t>
-      </w:r>
-    </w:p>
-    <w:p>
-      <w:pPr>
-        <w:pStyle w:val="ListParagraph"/>
-        <w:numPr>
-          <w:ilvl w:val="0"/>
-          <w:numId w:val="14"/>
-        </w:numPr>
-      </w:pPr>
-      <w:r>
-        <w:t>Added and filled out section 2 (Getting the Data).</w:t>
-      </w:r>
-    </w:p>
-    <w:p>
-      <w:pPr>
-        <w:pStyle w:val="ListParagraph"/>
-        <w:numPr>
-          <w:ilvl w:val="0"/>
-          <w:numId w:val="14"/>
-        </w:numPr>
-      </w:pPr>
-      <w:r>
-        <w:t>Modified section 1.1 to say that the project will use stats at minute 15 of a match rather than using historical data.</w:t>
-      </w:r>
-    </w:p>
-    <w:p>
-      <w:pPr>
-        <w:pStyle w:val="ListParagraph"/>
-        <w:numPr>
-          <w:ilvl w:val="0"/>
-          <w:numId w:val="14"/>
-        </w:numPr>
-      </w:pPr>
-      <w:r>
-        <w:t>Modified section 1.2 to reflect the updated objective in 1.1.</w:t>
-      </w:r>
-    </w:p>
-    <w:p>
-      <w:pPr>
-        <w:pStyle w:val="ListParagraph"/>
-        <w:numPr>
-          <w:ilvl w:val="0"/>
-          <w:numId w:val="14"/>
-        </w:numPr>
-      </w:pPr>
-      <w:r>
-        <w:t>Slightly changed the wording in section 1.4 to reflect the updated objective in 1.1.</w:t>
-      </w:r>
-    </w:p>
-    <w:p>
-      <w:pPr>
-        <w:pStyle w:val="ListParagraph"/>
-        <w:numPr>
-          <w:ilvl w:val="0"/>
-          <w:numId w:val="14"/>
-        </w:numPr>
-      </w:pPr>
-      <w:r>
-        <w:t>Removed reasoning for my prediction in section 1.5. This will be revisited and updated.</w:t>
-      </w:r>
-    </w:p>
-    <w:p>
-      <w:pPr>
-        <w:pStyle w:val="ListParagraph"/>
-        <w:numPr>
-          <w:ilvl w:val="0"/>
-          <w:numId w:val="14"/>
-        </w:numPr>
-      </w:pPr>
-      <w:r>
-        <w:t>Updated section 1.6 to reflect the updated objective in 1.1.</w:t>
-      </w:r>
-    </w:p>
-    <w:p>
-      <w:pPr>
-        <w:pStyle w:val="ListParagraph"/>
-        <w:numPr>
-          <w:ilvl w:val="0"/>
-          <w:numId w:val="14"/>
-        </w:numPr>
-      </w:pPr>
-      <w:r>
-        <w:t>Removed steps relating to SQL in section 1.8 as SQL will no longer be used in the project.</w:t>
-      </w:r>
-    </w:p>
-    <w:p>
-      <w:pPr>
-        <w:rPr>
-          <w:b/>
-          <w:bCs/>
-          <w:sz w:val="24"/>
-          <w:szCs w:val="24"/>
-        </w:rPr>
-      </w:pPr>
-    </w:p>
-    <w:p>
-      <w:pPr>
-        <w:rPr>
-          <w:b/>
-          <w:bCs/>
-          <w:sz w:val="28"/>
-          <w:szCs w:val="28"/>
-        </w:rPr>
-      </w:pPr>
-    </w:p>
-    <w:p>
-      <w:pPr>
+        <w:t xml:space="preserve">1. </w:t>
+      </w:r>
+      <w:r>
         <w:rPr>
           <w:b/>
           <w:bCs/>
@@ -244,25 +82,6 @@
           <w:szCs w:val="28"/>
           <w:u w:val="single"/>
         </w:rPr>
-      </w:pPr>
-      <w:r>
-        <w:rPr>
-          <w:b/>
-          <w:bCs/>
-          <w:sz w:val="28"/>
-          <w:szCs w:val="28"/>
-          <w:u w:val="single"/>
-        </w:rPr>
-        <w:t xml:space="preserve">1. </w:t>
-      </w:r>
-      <w:r>
-        <w:rPr>
-          <w:b/>
-          <w:bCs/>
-          <w:sz w:val="28"/>
-          <w:szCs w:val="28"/>
-          <w:u w:val="single"/>
-        </w:rPr>
         <w:t>The Big Picture</w:t>
       </w:r>
     </w:p>
@@ -310,15 +129,7 @@
         <w:t>going</w:t>
       </w:r>
       <w:r>
-        <w:t xml:space="preserve"> to build a model that predicts the winner of a professional League of Legends (</w:t>
-      </w:r>
-      <w:proofErr w:type="spellStart"/>
-      <w:r>
-        <w:t>LoL</w:t>
-      </w:r>
-      <w:proofErr w:type="spellEnd"/>
-      <w:r>
-        <w:t xml:space="preserve">) match by using metrics and stats that are available </w:t>
+        <w:t xml:space="preserve"> to build a model that predicts the winner of a professional League of Legends (LoL) match by using metrics and stats that are available </w:t>
       </w:r>
       <w:r>
         <w:t>at minute 15 of a match</w:t>
@@ -336,15 +147,7 @@
         </w:numPr>
       </w:pPr>
       <w:r>
-        <w:t xml:space="preserve">I’m doing this because making predictions is a fun and core aspect of watching </w:t>
-      </w:r>
-      <w:proofErr w:type="spellStart"/>
-      <w:r>
-        <w:t>LoL</w:t>
-      </w:r>
-      <w:proofErr w:type="spellEnd"/>
-      <w:r>
-        <w:t xml:space="preserve"> eSports.</w:t>
+        <w:t>I’m doing this because making predictions is a fun and core aspect of watching LoL eSports.</w:t>
       </w:r>
     </w:p>
     <w:p/>
@@ -465,16 +268,7 @@
         </w:numPr>
       </w:pPr>
       <w:r>
-        <w:lastRenderedPageBreak/>
-        <w:t xml:space="preserve">There have been many instances of people building models to try and predict the outcome of </w:t>
-      </w:r>
-      <w:proofErr w:type="spellStart"/>
-      <w:r>
-        <w:t>LoL</w:t>
-      </w:r>
-      <w:proofErr w:type="spellEnd"/>
-      <w:r>
-        <w:t xml:space="preserve"> matches. However, most that I have found are a few years old. While the core idea is still the same, the game has changed over the years and there are now more features that can be considered for the model than ever before.</w:t>
+        <w:t>There have been many instances of people building models to try and predict the outcome of LoL matches. However, most that I have found are a few years old. While the core idea is still the same, the game has changed over the years and there are now more features that can be considered for the model than ever before.</w:t>
       </w:r>
     </w:p>
     <w:p>
@@ -547,15 +341,7 @@
         </w:numPr>
       </w:pPr>
       <w:r>
-        <w:t xml:space="preserve">The project will aim to incorporate elements of data storytelling in order to capture the audience’s attention. This is especially important as many will likely be unfamiliar with </w:t>
-      </w:r>
-      <w:proofErr w:type="spellStart"/>
-      <w:r>
-        <w:t>LoL</w:t>
-      </w:r>
-      <w:proofErr w:type="spellEnd"/>
-      <w:r>
-        <w:t>.</w:t>
+        <w:t>The project will aim to incorporate elements of data storytelling in order to capture the audience’s attention. This is especially important as many will likely be unfamiliar with LoL.</w:t>
       </w:r>
     </w:p>
     <w:p>
@@ -608,6 +394,7 @@
         </w:numPr>
       </w:pPr>
       <w:r>
+        <w:lastRenderedPageBreak/>
         <w:t xml:space="preserve">The end goal is to have the model </w:t>
       </w:r>
       <w:r>
@@ -791,15 +578,7 @@
         </w:numPr>
       </w:pPr>
       <w:r>
-        <w:t xml:space="preserve">Import the data into a pandas </w:t>
-      </w:r>
-      <w:proofErr w:type="spellStart"/>
-      <w:r>
-        <w:t>dataframe</w:t>
-      </w:r>
-      <w:proofErr w:type="spellEnd"/>
-      <w:r>
-        <w:t>.</w:t>
+        <w:t>Import the data into a pandas dataframe.</w:t>
       </w:r>
     </w:p>
     <w:p>
@@ -823,7 +602,6 @@
         </w:numPr>
       </w:pPr>
       <w:r>
-        <w:lastRenderedPageBreak/>
         <w:t>Explore the data to get a better understanding of it.</w:t>
       </w:r>
     </w:p>
@@ -1248,7 +1026,6 @@
           <w:b/>
           <w:bCs/>
         </w:rPr>
-        <w:lastRenderedPageBreak/>
         <w:t>2.</w:t>
       </w:r>
       <w:r>
@@ -1568,7 +1345,6 @@
           <w:b/>
           <w:bCs/>
         </w:rPr>
-        <w:lastRenderedPageBreak/>
         <w:t>3.3. Selecting relevant columns</w:t>
       </w:r>
     </w:p>
@@ -1646,23 +1422,7 @@
         </w:numPr>
       </w:pPr>
       <w:r>
-        <w:t xml:space="preserve">There are still a couple of unnecessary columns that are highly correlated with other columns such as </w:t>
-      </w:r>
-      <w:proofErr w:type="spellStart"/>
-      <w:r>
-        <w:t>result_Blue</w:t>
-      </w:r>
-      <w:proofErr w:type="spellEnd"/>
-      <w:r>
-        <w:t xml:space="preserve"> and </w:t>
-      </w:r>
-      <w:proofErr w:type="spellStart"/>
-      <w:r>
-        <w:t>result_Red</w:t>
-      </w:r>
-      <w:proofErr w:type="spellEnd"/>
-      <w:r>
-        <w:t>. The result can be determined with only one of these columns.</w:t>
+        <w:t>There are still a couple of unnecessary columns that are highly correlated with other columns such as result_Blue and result_Red. The result can be determined with only one of these columns.</w:t>
       </w:r>
     </w:p>
     <w:p>
@@ -1771,14 +1531,18 @@
         <w:t>Dropped assists and deaths columns due to multicollinearity</w:t>
       </w:r>
     </w:p>
-    <w:p>
-      <w:pPr>
-        <w:pStyle w:val="ListParagraph"/>
-        <w:numPr>
-          <w:ilvl w:val="0"/>
-          <w:numId w:val="17"/>
-        </w:numPr>
-      </w:pPr>
+    <w:p/>
+    <w:p>
+      <w:pPr>
+        <w:pStyle w:val="ListParagraph"/>
+        <w:numPr>
+          <w:ilvl w:val="0"/>
+          <w:numId w:val="18"/>
+        </w:numPr>
+      </w:pPr>
+      <w:r>
+        <w:t>To be completed</w:t>
+      </w:r>
     </w:p>
     <w:sectPr>
       <w:pgSz w:w="11906" w:h="16838"/>
@@ -2923,6 +2687,118 @@
     </w:lvl>
   </w:abstractNum>
   <w:abstractNum w:abstractNumId="10" w15:restartNumberingAfterBreak="0">
+    <w:nsid w:val="43E44B81"/>
+    <w:multiLevelType w:val="hybridMultilevel"/>
+    <w:tmpl w:val="4704E84A"/>
+    <w:lvl w:ilvl="0" w:tplc="61C8B7DE">
+      <w:numFmt w:val="bullet"/>
+      <w:lvlText w:val="-"/>
+      <w:lvlJc w:val="left"/>
+      <w:pPr>
+        <w:ind w:left="408" w:hanging="360"/>
+      </w:pPr>
+      <w:rPr>
+        <w:rFonts w:ascii="Aptos" w:eastAsiaTheme="minorHAnsi" w:hAnsi="Aptos" w:cstheme="minorBidi" w:hint="default"/>
+      </w:rPr>
+    </w:lvl>
+    <w:lvl w:ilvl="1" w:tplc="08090003" w:tentative="1">
+      <w:start w:val="1"/>
+      <w:numFmt w:val="bullet"/>
+      <w:lvlText w:val="o"/>
+      <w:lvlJc w:val="left"/>
+      <w:pPr>
+        <w:ind w:left="1128" w:hanging="360"/>
+      </w:pPr>
+      <w:rPr>
+        <w:rFonts w:ascii="Courier New" w:hAnsi="Courier New" w:cs="Courier New" w:hint="default"/>
+      </w:rPr>
+    </w:lvl>
+    <w:lvl w:ilvl="2" w:tplc="08090005" w:tentative="1">
+      <w:start w:val="1"/>
+      <w:numFmt w:val="bullet"/>
+      <w:lvlText w:val=""/>
+      <w:lvlJc w:val="left"/>
+      <w:pPr>
+        <w:ind w:left="1848" w:hanging="360"/>
+      </w:pPr>
+      <w:rPr>
+        <w:rFonts w:ascii="Wingdings" w:hAnsi="Wingdings" w:hint="default"/>
+      </w:rPr>
+    </w:lvl>
+    <w:lvl w:ilvl="3" w:tplc="08090001" w:tentative="1">
+      <w:start w:val="1"/>
+      <w:numFmt w:val="bullet"/>
+      <w:lvlText w:val=""/>
+      <w:lvlJc w:val="left"/>
+      <w:pPr>
+        <w:ind w:left="2568" w:hanging="360"/>
+      </w:pPr>
+      <w:rPr>
+        <w:rFonts w:ascii="Symbol" w:hAnsi="Symbol" w:hint="default"/>
+      </w:rPr>
+    </w:lvl>
+    <w:lvl w:ilvl="4" w:tplc="08090003" w:tentative="1">
+      <w:start w:val="1"/>
+      <w:numFmt w:val="bullet"/>
+      <w:lvlText w:val="o"/>
+      <w:lvlJc w:val="left"/>
+      <w:pPr>
+        <w:ind w:left="3288" w:hanging="360"/>
+      </w:pPr>
+      <w:rPr>
+        <w:rFonts w:ascii="Courier New" w:hAnsi="Courier New" w:cs="Courier New" w:hint="default"/>
+      </w:rPr>
+    </w:lvl>
+    <w:lvl w:ilvl="5" w:tplc="08090005" w:tentative="1">
+      <w:start w:val="1"/>
+      <w:numFmt w:val="bullet"/>
+      <w:lvlText w:val=""/>
+      <w:lvlJc w:val="left"/>
+      <w:pPr>
+        <w:ind w:left="4008" w:hanging="360"/>
+      </w:pPr>
+      <w:rPr>
+        <w:rFonts w:ascii="Wingdings" w:hAnsi="Wingdings" w:hint="default"/>
+      </w:rPr>
+    </w:lvl>
+    <w:lvl w:ilvl="6" w:tplc="08090001" w:tentative="1">
+      <w:start w:val="1"/>
+      <w:numFmt w:val="bullet"/>
+      <w:lvlText w:val=""/>
+      <w:lvlJc w:val="left"/>
+      <w:pPr>
+        <w:ind w:left="4728" w:hanging="360"/>
+      </w:pPr>
+      <w:rPr>
+        <w:rFonts w:ascii="Symbol" w:hAnsi="Symbol" w:hint="default"/>
+      </w:rPr>
+    </w:lvl>
+    <w:lvl w:ilvl="7" w:tplc="08090003" w:tentative="1">
+      <w:start w:val="1"/>
+      <w:numFmt w:val="bullet"/>
+      <w:lvlText w:val="o"/>
+      <w:lvlJc w:val="left"/>
+      <w:pPr>
+        <w:ind w:left="5448" w:hanging="360"/>
+      </w:pPr>
+      <w:rPr>
+        <w:rFonts w:ascii="Courier New" w:hAnsi="Courier New" w:cs="Courier New" w:hint="default"/>
+      </w:rPr>
+    </w:lvl>
+    <w:lvl w:ilvl="8" w:tplc="08090005" w:tentative="1">
+      <w:start w:val="1"/>
+      <w:numFmt w:val="bullet"/>
+      <w:lvlText w:val=""/>
+      <w:lvlJc w:val="left"/>
+      <w:pPr>
+        <w:ind w:left="6168" w:hanging="360"/>
+      </w:pPr>
+      <w:rPr>
+        <w:rFonts w:ascii="Wingdings" w:hAnsi="Wingdings" w:hint="default"/>
+      </w:rPr>
+    </w:lvl>
+  </w:abstractNum>
+  <w:abstractNum w:abstractNumId="11" w15:restartNumberingAfterBreak="0">
     <w:nsid w:val="475974BB"/>
     <w:multiLevelType w:val="hybridMultilevel"/>
     <w:tmpl w:val="FAD8BA46"/>
@@ -3035,7 +2911,7 @@
       </w:rPr>
     </w:lvl>
   </w:abstractNum>
-  <w:abstractNum w:abstractNumId="11" w15:restartNumberingAfterBreak="0">
+  <w:abstractNum w:abstractNumId="12" w15:restartNumberingAfterBreak="0">
     <w:nsid w:val="4EFB287A"/>
     <w:multiLevelType w:val="hybridMultilevel"/>
     <w:tmpl w:val="F538F6C8"/>
@@ -3121,7 +2997,7 @@
       </w:pPr>
     </w:lvl>
   </w:abstractNum>
-  <w:abstractNum w:abstractNumId="12" w15:restartNumberingAfterBreak="0">
+  <w:abstractNum w:abstractNumId="13" w15:restartNumberingAfterBreak="0">
     <w:nsid w:val="63465089"/>
     <w:multiLevelType w:val="hybridMultilevel"/>
     <w:tmpl w:val="AC90964E"/>
@@ -3234,7 +3110,7 @@
       </w:rPr>
     </w:lvl>
   </w:abstractNum>
-  <w:abstractNum w:abstractNumId="13" w15:restartNumberingAfterBreak="0">
+  <w:abstractNum w:abstractNumId="14" w15:restartNumberingAfterBreak="0">
     <w:nsid w:val="64560155"/>
     <w:multiLevelType w:val="hybridMultilevel"/>
     <w:tmpl w:val="858CD2D8"/>
@@ -3347,7 +3223,7 @@
       </w:rPr>
     </w:lvl>
   </w:abstractNum>
-  <w:abstractNum w:abstractNumId="14" w15:restartNumberingAfterBreak="0">
+  <w:abstractNum w:abstractNumId="15" w15:restartNumberingAfterBreak="0">
     <w:nsid w:val="67590911"/>
     <w:multiLevelType w:val="hybridMultilevel"/>
     <w:tmpl w:val="E7FE7C62"/>
@@ -3460,7 +3336,7 @@
       </w:rPr>
     </w:lvl>
   </w:abstractNum>
-  <w:abstractNum w:abstractNumId="15" w15:restartNumberingAfterBreak="0">
+  <w:abstractNum w:abstractNumId="16" w15:restartNumberingAfterBreak="0">
     <w:nsid w:val="697D21EA"/>
     <w:multiLevelType w:val="hybridMultilevel"/>
     <w:tmpl w:val="7E308790"/>
@@ -3573,7 +3449,7 @@
       </w:rPr>
     </w:lvl>
   </w:abstractNum>
-  <w:abstractNum w:abstractNumId="16" w15:restartNumberingAfterBreak="0">
+  <w:abstractNum w:abstractNumId="17" w15:restartNumberingAfterBreak="0">
     <w:nsid w:val="72864352"/>
     <w:multiLevelType w:val="hybridMultilevel"/>
     <w:tmpl w:val="F154BF2E"/>
@@ -3687,13 +3563,13 @@
     </w:lvl>
   </w:abstractNum>
   <w:num w:numId="1" w16cid:durableId="778524356">
-    <w:abstractNumId w:val="12"/>
+    <w:abstractNumId w:val="13"/>
   </w:num>
   <w:num w:numId="2" w16cid:durableId="375617986">
-    <w:abstractNumId w:val="10"/>
+    <w:abstractNumId w:val="11"/>
   </w:num>
   <w:num w:numId="3" w16cid:durableId="848645177">
-    <w:abstractNumId w:val="13"/>
+    <w:abstractNumId w:val="14"/>
   </w:num>
   <w:num w:numId="4" w16cid:durableId="55864368">
     <w:abstractNumId w:val="7"/>
@@ -3711,16 +3587,16 @@
     <w:abstractNumId w:val="8"/>
   </w:num>
   <w:num w:numId="9" w16cid:durableId="1622765994">
-    <w:abstractNumId w:val="11"/>
+    <w:abstractNumId w:val="12"/>
   </w:num>
   <w:num w:numId="10" w16cid:durableId="1187907433">
+    <w:abstractNumId w:val="16"/>
+  </w:num>
+  <w:num w:numId="11" w16cid:durableId="1955866084">
     <w:abstractNumId w:val="15"/>
   </w:num>
-  <w:num w:numId="11" w16cid:durableId="1955866084">
-    <w:abstractNumId w:val="14"/>
-  </w:num>
   <w:num w:numId="12" w16cid:durableId="1883515535">
-    <w:abstractNumId w:val="16"/>
+    <w:abstractNumId w:val="17"/>
   </w:num>
   <w:num w:numId="13" w16cid:durableId="170267168">
     <w:abstractNumId w:val="0"/>
@@ -3736,6 +3612,9 @@
   </w:num>
   <w:num w:numId="17" w16cid:durableId="630594518">
     <w:abstractNumId w:val="5"/>
+  </w:num>
+  <w:num w:numId="18" w16cid:durableId="628437446">
+    <w:abstractNumId w:val="10"/>
   </w:num>
 </w:numbering>
 </file>
